--- a/testakten/insolvenzrecht-forderungspruefung-mietkaution-berlin/01_forderungsanmeldung_vermieter_2026-06-18.docx
+++ b/testakten/insolvenzrecht-forderungspruefung-mietkaution-berlin/01_forderungsanmeldung_vermieter_2026-06-18.docx
@@ -49,11 +49,50 @@
         <w:t>Die Anmeldung vermischt Insolvenzforderung und mögliche Masseforderung.</w:t>
       </w:r>
     </w:p>
+    <w:p>
+      <w:pPr>
+        <w:pStyle w:val="Heading1"/>
+      </w:pPr>
+      <w:r>
+        <w:t>Aufgliederung der Anmeldung</w:t>
+      </w:r>
+    </w:p>
+    <w:p>
+      <w:pPr>
+        <w:pStyle w:val="Heading2"/>
+      </w:pPr>
+      <w:r>
+        <w:t>Gläubigerin und Forderungen</w:t>
+      </w:r>
+    </w:p>
+    <w:p>
+      <w:r>
+        <w:t>WVB Grundbesitz Charlottenburg GmbH &amp; Co. KG, Kantstraße 88–90, 10627 Berlin, meldet zur Tabelle unter dem gerichtlichen Aktenzeichen 36g IN 892/26 insgesamt 63540,00 EUR an. Unterzeichnet ist die Anmeldung von Rechtsanwältin Dr. Karen Lindenhof am 18. Juni 2026.</w:t>
+      </w:r>
+    </w:p>
+    <w:p>
+      <w:r>
+        <w:t>Teilpositionen sind 6140,00 EUR Betriebskostennachzahlung 2024, 21600,00 EUR Nutzungsentschädigung Mai 2026, 21600,00 EUR Nutzungsentschädigung Juni 2026 und 14200,00 EUR behauptete Rückbau- und Instandsetzungskosten. Fälligkeit, Zeitraum, Verfahrensbezug und Sicherung werden für jede Position getrennt angegeben.</w:t>
+      </w:r>
+    </w:p>
+    <w:p>
+      <w:pPr>
+        <w:pStyle w:val="Heading2"/>
+      </w:pPr>
+      <w:r>
+        <w:t>Anlagen und Sicherung</w:t>
+      </w:r>
+    </w:p>
+    <w:p>
+      <w:r>
+        <w:t>Beigefügt werden Mietvertrag vom 14. März 2022, Nachträge 1 bis 3, Mietkonto, Betriebskostenabrechnung, Rückgabeprotokoll und Kostenangebot. Als Sicherheit wird das verpfändete Kautionskonto 1044-887321 mit gemeldetem Guthaben von 64400,00 EUR bezeichnet; Auskehr und Verrechnung sind noch nicht als abgeschlossen dargestellt.</w:t>
+      </w:r>
+    </w:p>
     <w:sectPr>
       <w:headerReference w:type="default" r:id="rId9"/>
       <w:footerReference w:type="default" r:id="rId10"/>
-      <w:pgSz w:w="12240" w:h="15840"/>
-      <w:pgMar w:top="1191" w:right="1247" w:bottom="1134" w:left="1361" w:header="720" w:footer="720" w:gutter="0"/>
+      <w:pgSz w:w="11906" w:h="16838"/>
+      <w:pgMar w:top="1247" w:right="1134" w:bottom="1020" w:left="1191" w:header="720" w:footer="720" w:gutter="0"/>
       <w:cols w:space="720"/>
       <w:docGrid w:linePitch="360"/>
     </w:sectPr>
